--- a/pr-preview/pr-223/estimator-properties-handout.docx
+++ b/pr-preview/pr-223/estimator-properties-handout.docx
@@ -15,7 +15,7 @@
         <w:pStyle w:val="Date"/>
       </w:pPr>
       <w:r>
-        <w:t xml:space="preserve">Last modified: 2026-10-15 15:15:08 (PDT)</w:t>
+        <w:t xml:space="preserve">Last modified: 2026-10-16 03:35:32 (PDT)</w:t>
       </w:r>
     </w:p>
     <w:p>
@@ -61,7 +61,7 @@
         <w:t xml:space="preserve">and how small can the variance of an unbiased estimator be?</w:t>
       </w:r>
     </w:p>
-    <w:bookmarkStart w:id="35" w:name="sec-consistency"/>
+    <w:bookmarkStart w:id="34" w:name="sec-consistency"/>
     <w:p>
       <w:pPr>
         <w:pStyle w:val="Heading2"/>
@@ -471,21 +471,15 @@
         <w:t xml:space="preserve">.</w:t>
       </w:r>
     </w:p>
-    <w:bookmarkEnd w:id="12"/>
-    <w:bookmarkStart w:id="13" w:name="rem-source-consistent"/>
     <w:p>
       <w:pPr>
         <w:pStyle w:val="BodyText"/>
       </w:pPr>
       <w:r>
-        <w:rPr>
-          <w:i/>
-          <w:iCs/>
-        </w:rPr>
-        <w:t xml:space="preserve">Remark 1</w:t>
-      </w:r>
-      <w:r>
-        <w:t xml:space="preserve"> (Source: Consistent estimator). </w:t>
+        <w:t xml:space="preserve">Source:</w:t>
+      </w:r>
+      <w:r>
+        <w:t xml:space="preserve"> </w:t>
       </w:r>
       <w:r>
         <w:t xml:space="preserve">Casella and Berger (2002, Def. 10.1.1)</w:t>
@@ -494,8 +488,8 @@
         <w:t xml:space="preserve">.</w:t>
       </w:r>
     </w:p>
-    <w:bookmarkEnd w:id="13"/>
-    <w:bookmarkStart w:id="17" w:name="rem-consistent-sequence"/>
+    <w:bookmarkEnd w:id="12"/>
+    <w:bookmarkStart w:id="16" w:name="rem-consistent-sequence"/>
     <w:p>
       <w:pPr>
         <w:pStyle w:val="BodyText"/>
@@ -505,7 +499,7 @@
           <w:i/>
           <w:iCs/>
         </w:rPr>
-        <w:t xml:space="preserve">Remark 2</w:t>
+        <w:t xml:space="preserve">Remark 1</w:t>
       </w:r>
       <w:r>
         <w:t xml:space="preserve"> (Consistency describes a sequence of estimators). </w:t>
@@ -516,7 +510,7 @@
       <w:r>
         <w:t xml:space="preserve"> </w:t>
       </w:r>
-      <w:hyperlink r:id="rId14">
+      <w:hyperlink r:id="rId13">
         <w:r>
           <w:rPr>
             <w:rStyle w:val="Hyperlink"/>
@@ -623,7 +617,7 @@
       <w:r>
         <w:t xml:space="preserve"> </w:t>
       </w:r>
-      <w:hyperlink r:id="rId15">
+      <w:hyperlink r:id="rId14">
         <w:r>
           <w:rPr>
             <w:rStyle w:val="Hyperlink"/>
@@ -640,7 +634,7 @@
       <w:r>
         <w:t xml:space="preserve"> </w:t>
       </w:r>
-      <w:hyperlink r:id="rId16">
+      <w:hyperlink r:id="rId15">
         <w:r>
           <w:rPr>
             <w:rStyle w:val="Hyperlink"/>
@@ -741,8 +735,8 @@
         <w:t xml:space="preserve">of a mean is the standard example).</w:t>
       </w:r>
     </w:p>
-    <w:bookmarkEnd w:id="17"/>
-    <w:bookmarkStart w:id="19" w:name="exr-estimation-error-bound"/>
+    <w:bookmarkEnd w:id="16"/>
+    <w:bookmarkStart w:id="18" w:name="exr-estimation-error-bound"/>
     <w:p>
       <w:pPr>
         <w:pStyle w:val="BodyText"/>
@@ -798,7 +792,7 @@
       <w:r>
         <w:t xml:space="preserve"> </w:t>
       </w:r>
-      <w:hyperlink r:id="rId16">
+      <w:hyperlink r:id="rId15">
         <w:r>
           <w:rPr>
             <w:rStyle w:val="Hyperlink"/>
@@ -844,7 +838,7 @@
       <w:r>
         <w:t xml:space="preserve"> </w:t>
       </w:r>
-      <w:hyperlink r:id="rId18">
+      <w:hyperlink r:id="rId17">
         <w:r>
           <w:rPr>
             <w:rStyle w:val="Hyperlink"/>
@@ -989,8 +983,8 @@
         <w:t xml:space="preserve">.</w:t>
       </w:r>
     </w:p>
-    <w:bookmarkEnd w:id="19"/>
-    <w:bookmarkStart w:id="20" w:name="sol-estimation-error-bound"/>
+    <w:bookmarkEnd w:id="18"/>
+    <w:bookmarkStart w:id="19" w:name="sol-estimation-error-bound"/>
     <w:p>
       <w:pPr>
         <w:pStyle w:val="BodyText"/>
@@ -1700,8 +1694,8 @@
         </m:oMath>
       </m:oMathPara>
     </w:p>
-    <w:bookmarkEnd w:id="20"/>
-    <w:bookmarkStart w:id="22" w:name="lem-estimation-error-bound"/>
+    <w:bookmarkEnd w:id="19"/>
+    <w:bookmarkStart w:id="21" w:name="lem-estimation-error-bound"/>
     <w:p>
       <w:pPr>
         <w:pStyle w:val="FirstParagraph"/>
@@ -1834,7 +1828,7 @@
       <w:pPr>
         <w:pStyle w:val="BodyText"/>
       </w:pPr>
-      <w:bookmarkStart w:id="21" w:name="eq-estimation-error-bound"/>
+      <w:bookmarkStart w:id="20" w:name="eq-estimation-error-bound"/>
       <m:oMathPara>
         <m:oMathParaPr>
           <m:jc m:val="center"/>
@@ -1985,9 +1979,9 @@
           </m:r>
         </m:oMath>
       </m:oMathPara>
-      <w:bookmarkEnd w:id="21"/>
+      <w:bookmarkEnd w:id="20"/>
     </w:p>
-    <w:bookmarkEnd w:id="22"/>
+    <w:bookmarkEnd w:id="21"/>
     <w:p>
       <w:pPr>
         <w:pStyle w:val="FirstParagraph"/>
@@ -2020,7 +2014,7 @@
         <w:t xml:space="preserve">.</w:t>
       </w:r>
     </w:p>
-    <w:bookmarkStart w:id="24" w:name="thm-mse-consistent"/>
+    <w:bookmarkStart w:id="23" w:name="thm-mse-consistent"/>
     <w:p>
       <w:pPr>
         <w:pStyle w:val="BodyText"/>
@@ -2151,7 +2145,7 @@
       <w:pPr>
         <w:pStyle w:val="BodyText"/>
       </w:pPr>
-      <w:bookmarkStart w:id="23" w:name="eq-mse-consistent"/>
+      <w:bookmarkStart w:id="22" w:name="eq-mse-consistent"/>
       <m:oMathPara>
         <m:oMathParaPr>
           <m:jc m:val="center"/>
@@ -2303,9 +2297,9 @@
           </m:r>
         </m:oMath>
       </m:oMathPara>
-      <w:bookmarkEnd w:id="23"/>
+      <w:bookmarkEnd w:id="22"/>
     </w:p>
-    <w:bookmarkEnd w:id="24"/>
+    <w:bookmarkEnd w:id="23"/>
     <w:p>
       <w:pPr>
         <w:pStyle w:val="FirstParagraph"/>
@@ -2688,7 +2682,7 @@
         <w:t xml:space="preserve">.</w:t>
       </w:r>
     </w:p>
-    <w:bookmarkStart w:id="25" w:name="cor-sample-mean-consistent"/>
+    <w:bookmarkStart w:id="24" w:name="cor-sample-mean-consistent"/>
     <w:p>
       <w:pPr>
         <w:pStyle w:val="BodyText"/>
@@ -2873,7 +2867,7 @@
         <w:t xml:space="preserve">.</w:t>
       </w:r>
     </w:p>
-    <w:bookmarkEnd w:id="25"/>
+    <w:bookmarkEnd w:id="24"/>
     <w:p>
       <w:pPr>
         <w:pStyle w:val="BodyText"/>
@@ -2894,7 +2888,7 @@
       <w:r>
         <w:t xml:space="preserve"> </w:t>
       </w:r>
-      <w:hyperlink r:id="rId26">
+      <w:hyperlink r:id="rId25">
         <w:r>
           <w:rPr>
             <w:rStyle w:val="Hyperlink"/>
@@ -3081,7 +3075,7 @@
       <w:r>
         <w:t xml:space="preserve"> </w:t>
       </w:r>
-      <w:hyperlink r:id="rId27">
+      <w:hyperlink r:id="rId26">
         <w:r>
           <w:rPr>
             <w:rStyle w:val="Hyperlink"/>
@@ -3099,7 +3093,7 @@
         <w:t xml:space="preserve">proved in pds directly from Chebyshev’s inequality.</w:t>
       </w:r>
     </w:p>
-    <w:bookmarkStart w:id="34" w:name="exm-consistency-birthwt"/>
+    <w:bookmarkStart w:id="33" w:name="exm-consistency-birthwt"/>
     <w:p>
       <w:pPr>
         <w:pStyle w:val="BodyText"/>
@@ -3150,7 +3144,7 @@
       <w:r>
         <w:t xml:space="preserve"> </w:t>
       </w:r>
-      <w:hyperlink r:id="rId28">
+      <w:hyperlink r:id="rId27">
         <w:r>
           <w:rPr>
             <w:rStyle w:val="VerbatimChar"/>
@@ -3182,7 +3176,7 @@
       <w:r>
         <w:t xml:space="preserve"> </w:t>
       </w:r>
-      <w:hyperlink r:id="rId29">
+      <w:hyperlink r:id="rId28">
         <w:r>
           <w:rPr>
             <w:rStyle w:val="VerbatimChar"/>
@@ -3530,7 +3524,7 @@
       <w:r>
         <w:t xml:space="preserve"> </w:t>
       </w:r>
-      <w:hyperlink r:id="rId26">
+      <w:hyperlink r:id="rId25">
         <w:r>
           <w:rPr>
             <w:rStyle w:val="Hyperlink"/>
@@ -4739,7 +4733,7 @@
       <w:tr>
         <w:tc>
           <w:tcPr/>
-          <w:bookmarkStart w:id="33" w:name="fig-consistency-birthwt"/>
+          <w:bookmarkStart w:id="32" w:name="fig-consistency-birthwt"/>
           <w:p>
             <w:pPr>
               <w:pStyle w:val="SourceCode"/>
@@ -5439,18 +5433,18 @@
                 <wp:inline>
                   <wp:extent cx="4620126" cy="3696101"/>
                   <wp:effectExtent b="0" l="0" r="0" t="0"/>
-                  <wp:docPr descr="" title="" id="31" name="Picture"/>
+                  <wp:docPr descr="" title="" id="30" name="Picture"/>
                   <a:graphic>
                     <a:graphicData uri="http://schemas.openxmlformats.org/drawingml/2006/picture">
                       <pic:pic>
                         <pic:nvPicPr>
-                          <pic:cNvPr descr="estimator-properties_files/figure-docx/consistency-birthwt-plot-1.png" id="32" name="Picture"/>
+                          <pic:cNvPr descr="estimator-properties_files/figure-docx/consistency-birthwt-plot-1.png" id="31" name="Picture"/>
                           <pic:cNvPicPr>
                             <a:picLocks noChangeArrowheads="1" noChangeAspect="1"/>
                           </pic:cNvPicPr>
                         </pic:nvPicPr>
                         <pic:blipFill>
-                          <a:blip r:embed="rId30"/>
+                          <a:blip r:embed="rId29"/>
                           <a:stretch>
                             <a:fillRect/>
                           </a:stretch>
@@ -5532,7 +5526,7 @@
               </w:r>
             </w:hyperlink>
           </w:p>
-          <w:bookmarkEnd w:id="33"/>
+          <w:bookmarkEnd w:id="32"/>
         </w:tc>
       </w:tr>
     </w:tbl>
@@ -5613,9 +5607,9 @@
         <w:t xml:space="preserve">decay.</w:t>
       </w:r>
     </w:p>
+    <w:bookmarkEnd w:id="33"/>
     <w:bookmarkEnd w:id="34"/>
-    <w:bookmarkEnd w:id="35"/>
-    <w:bookmarkStart w:id="42" w:name="sec-efficiency"/>
+    <w:bookmarkStart w:id="41" w:name="sec-efficiency"/>
     <w:p>
       <w:pPr>
         <w:pStyle w:val="Heading2"/>
@@ -5624,7 +5618,7 @@
         <w:t xml:space="preserve">2 Efficiency</w:t>
       </w:r>
     </w:p>
-    <w:bookmarkStart w:id="36" w:name="def-relative-efficiency"/>
+    <w:bookmarkStart w:id="35" w:name="def-relative-efficiency"/>
     <w:p>
       <w:pPr>
         <w:pStyle w:val="FirstParagraph"/>
@@ -5798,7 +5792,7 @@
       <w:r>
         <w:t xml:space="preserve"> </w:t>
       </w:r>
-      <w:hyperlink r:id="rId16">
+      <w:hyperlink r:id="rId15">
         <w:r>
           <w:rPr>
             <w:rStyle w:val="Hyperlink"/>
@@ -5946,8 +5940,8 @@
         </m:oMath>
       </m:oMathPara>
     </w:p>
-    <w:bookmarkEnd w:id="36"/>
-    <w:bookmarkStart w:id="37" w:name="rem-source-relative-efficiency"/>
+    <w:bookmarkEnd w:id="35"/>
+    <w:bookmarkStart w:id="36" w:name="rem-source-relative-efficiency"/>
     <w:p>
       <w:pPr>
         <w:pStyle w:val="FirstParagraph"/>
@@ -5957,7 +5951,7 @@
           <w:i/>
           <w:iCs/>
         </w:rPr>
-        <w:t xml:space="preserve">Remark 3</w:t>
+        <w:t xml:space="preserve">Remark 2</w:t>
       </w:r>
       <w:r>
         <w:t xml:space="preserve"> (Source: Relative efficiency). </w:t>
@@ -5978,8 +5972,8 @@
         <w:t xml:space="preserve">this finite-sample form uses the mean squared error of their Def. 7.3.1 (p. 330).</w:t>
       </w:r>
     </w:p>
-    <w:bookmarkEnd w:id="37"/>
-    <w:bookmarkStart w:id="39" w:name="rem-relative-efficiency"/>
+    <w:bookmarkEnd w:id="36"/>
+    <w:bookmarkStart w:id="38" w:name="rem-relative-efficiency"/>
     <w:p>
       <w:pPr>
         <w:pStyle w:val="BodyText"/>
@@ -5989,7 +5983,7 @@
           <w:i/>
           <w:iCs/>
         </w:rPr>
-        <w:t xml:space="preserve">Remark 4</w:t>
+        <w:t xml:space="preserve">Remark 3</w:t>
       </w:r>
       <w:r>
         <w:t xml:space="preserve"> (Reading the relative efficiency). </w:t>
@@ -6069,7 +6063,7 @@
       <w:r>
         <w:t xml:space="preserve"> </w:t>
       </w:r>
-      <w:hyperlink r:id="rId15">
+      <w:hyperlink r:id="rId14">
         <w:r>
           <w:rPr>
             <w:rStyle w:val="Hyperlink"/>
@@ -6089,7 +6083,7 @@
       <w:r>
         <w:t xml:space="preserve">(</w:t>
       </w:r>
-      <w:hyperlink r:id="rId38">
+      <w:hyperlink r:id="rId37">
         <w:r>
           <w:rPr>
             <w:rStyle w:val="Hyperlink"/>
@@ -6107,8 +6101,8 @@
         <w:t xml:space="preserve">so the relative efficiency is the ratio of the variances.</w:t>
       </w:r>
     </w:p>
-    <w:bookmarkEnd w:id="39"/>
-    <w:bookmarkStart w:id="41" w:name="exm-relative-efficiency-mean"/>
+    <w:bookmarkEnd w:id="38"/>
+    <w:bookmarkStart w:id="40" w:name="exm-relative-efficiency-mean"/>
     <w:p>
       <w:pPr>
         <w:pStyle w:val="BodyText"/>
@@ -6129,7 +6123,7 @@
       <w:r>
         <w:t xml:space="preserve"> </w:t>
       </w:r>
-      <w:hyperlink r:id="rId26">
+      <w:hyperlink r:id="rId25">
         <w:r>
           <w:rPr>
             <w:rStyle w:val="Hyperlink"/>
@@ -6742,7 +6736,7 @@
       <w:r>
         <w:t xml:space="preserve"> </w:t>
       </w:r>
-      <w:hyperlink r:id="rId40">
+      <w:hyperlink r:id="rId39">
         <w:r>
           <w:rPr>
             <w:rStyle w:val="Hyperlink"/>
@@ -6780,7 +6774,7 @@
         <w:t xml:space="preserve">.</w:t>
       </w:r>
     </w:p>
-    <w:bookmarkEnd w:id="41"/>
+    <w:bookmarkEnd w:id="40"/>
     <w:p>
       <w:pPr>
         <w:pStyle w:val="BodyText"/>
@@ -6795,8 +6789,8 @@
         <w:t xml:space="preserve">covers point estimation, including consistency, efficiency and bootstrap standard errors.</w:t>
       </w:r>
     </w:p>
-    <w:bookmarkEnd w:id="42"/>
-    <w:bookmarkStart w:id="67" w:name="sec-cramer-rao"/>
+    <w:bookmarkEnd w:id="41"/>
+    <w:bookmarkStart w:id="64" w:name="sec-cramer-rao"/>
     <w:p>
       <w:pPr>
         <w:pStyle w:val="Heading2"/>
@@ -6805,7 +6799,7 @@
         <w:t xml:space="preserve">3 The Cramér–Rao lower bound</w:t>
       </w:r>
     </w:p>
-    <w:bookmarkStart w:id="45" w:name="exr-cov-estimator-score"/>
+    <w:bookmarkStart w:id="44" w:name="exr-cov-estimator-score"/>
     <w:p>
       <w:pPr>
         <w:pStyle w:val="FirstParagraph"/>
@@ -6827,16 +6821,21 @@
         <w:t xml:space="preserve"> </w:t>
       </w:r>
       <m:oMath>
-        <m:acc>
-          <m:accPr>
-            <m:chr m:val="̃"/>
-          </m:accPr>
+        <m:limLow>
           <m:e>
             <m:r>
               <m:t>X</m:t>
             </m:r>
           </m:e>
-        </m:acc>
+          <m:lim>
+            <m:r>
+              <m:rPr>
+                <m:sty m:val="p"/>
+              </m:rPr>
+              <m:t>∼</m:t>
+            </m:r>
+          </m:lim>
+        </m:limLow>
       </m:oMath>
       <w:r>
         <w:t xml:space="preserve"> </w:t>
@@ -6860,16 +6859,21 @@
           </m:rPr>
           <m:t>(</m:t>
         </m:r>
-        <m:acc>
-          <m:accPr>
-            <m:chr m:val="̃"/>
-          </m:accPr>
+        <m:limLow>
           <m:e>
             <m:r>
               <m:t>x</m:t>
             </m:r>
           </m:e>
-        </m:acc>
+          <m:lim>
+            <m:r>
+              <m:rPr>
+                <m:sty m:val="p"/>
+              </m:rPr>
+              <m:t>∼</m:t>
+            </m:r>
+          </m:lim>
+        </m:limLow>
         <m:r>
           <m:rPr>
             <m:sty m:val="p"/>
@@ -6912,7 +6916,7 @@
       <w:r>
         <w:t xml:space="preserve"> </w:t>
       </w:r>
-      <w:hyperlink r:id="rId43">
+      <w:hyperlink r:id="rId42">
         <w:r>
           <w:rPr>
             <w:rStyle w:val="Hyperlink"/>
@@ -6965,16 +6969,21 @@
           </m:rPr>
           <m:t>(</m:t>
         </m:r>
-        <m:acc>
-          <m:accPr>
-            <m:chr m:val="̃"/>
-          </m:accPr>
+        <m:limLow>
           <m:e>
             <m:r>
               <m:t>X</m:t>
             </m:r>
           </m:e>
-        </m:acc>
+          <m:lim>
+            <m:r>
+              <m:rPr>
+                <m:sty m:val="p"/>
+              </m:rPr>
+              <m:t>∼</m:t>
+            </m:r>
+          </m:lim>
+        </m:limLow>
         <m:r>
           <m:rPr>
             <m:sty m:val="p"/>
@@ -6991,7 +7000,7 @@
       <w:r>
         <w:t xml:space="preserve"> </w:t>
       </w:r>
-      <w:hyperlink r:id="rId15">
+      <w:hyperlink r:id="rId14">
         <w:r>
           <w:rPr>
             <w:rStyle w:val="Hyperlink"/>
@@ -7049,7 +7058,7 @@
       <w:r>
         <w:t xml:space="preserve"> </w:t>
       </w:r>
-      <w:hyperlink r:id="rId44">
+      <w:hyperlink r:id="rId43">
         <w:r>
           <w:rPr>
             <w:rStyle w:val="Hyperlink"/>
@@ -7082,16 +7091,21 @@
           </m:rPr>
           <m:t>(</m:t>
         </m:r>
-        <m:acc>
-          <m:accPr>
-            <m:chr m:val="̃"/>
-          </m:accPr>
+        <m:limLow>
           <m:e>
             <m:r>
               <m:t>X</m:t>
             </m:r>
           </m:e>
-        </m:acc>
+          <m:lim>
+            <m:r>
+              <m:rPr>
+                <m:sty m:val="p"/>
+              </m:rPr>
+              <m:t>∼</m:t>
+            </m:r>
+          </m:lim>
+        </m:limLow>
         <m:r>
           <m:rPr>
             <m:sty m:val="p"/>
@@ -7178,8 +7192,8 @@
         <w:t xml:space="preserve">can be taken inside the integral.</w:t>
       </w:r>
     </w:p>
-    <w:bookmarkEnd w:id="45"/>
-    <w:bookmarkStart w:id="47" w:name="sol-cov-estimator-score"/>
+    <w:bookmarkEnd w:id="44"/>
+    <w:bookmarkStart w:id="46" w:name="sol-cov-estimator-score"/>
     <w:p>
       <w:pPr>
         <w:pStyle w:val="BodyText"/>
@@ -7200,7 +7214,7 @@
       <w:r>
         <w:t xml:space="preserve"> </w:t>
       </w:r>
-      <w:hyperlink r:id="rId43">
+      <w:hyperlink r:id="rId42">
         <w:r>
           <w:rPr>
             <w:rStyle w:val="Hyperlink"/>
@@ -7220,7 +7234,7 @@
       <w:r>
         <w:t xml:space="preserve"> </w:t>
       </w:r>
-      <w:hyperlink r:id="rId46">
+      <w:hyperlink r:id="rId45">
         <w:r>
           <w:rPr>
             <w:rStyle w:val="Hyperlink"/>
@@ -7801,16 +7815,21 @@
                 </m:rPr>
                 <m:t>(</m:t>
               </m:r>
-              <m:acc>
-                <m:accPr>
-                  <m:chr m:val="̃"/>
-                </m:accPr>
+              <m:limLow>
                 <m:e>
                   <m:r>
                     <m:t>x</m:t>
                   </m:r>
                 </m:e>
-              </m:acc>
+                <m:lim>
+                  <m:r>
+                    <m:rPr>
+                      <m:sty m:val="p"/>
+                    </m:rPr>
+                    <m:t>∼</m:t>
+                  </m:r>
+                </m:lim>
+              </m:limLow>
               <m:r>
                 <m:rPr>
                   <m:sty m:val="p"/>
@@ -7841,16 +7860,21 @@
                 </m:rPr>
                 <m:t>(</m:t>
               </m:r>
-              <m:acc>
-                <m:accPr>
-                  <m:chr m:val="̃"/>
-                </m:accPr>
+              <m:limLow>
                 <m:e>
                   <m:r>
                     <m:t>x</m:t>
                   </m:r>
                 </m:e>
-              </m:acc>
+                <m:lim>
+                  <m:r>
+                    <m:rPr>
+                      <m:sty m:val="p"/>
+                    </m:rPr>
+                    <m:t>∼</m:t>
+                  </m:r>
+                </m:lim>
+              </m:limLow>
               <m:r>
                 <m:rPr>
                   <m:sty m:val="p"/>
@@ -7881,16 +7905,21 @@
                 </m:rPr>
                 <m:t>(</m:t>
               </m:r>
-              <m:acc>
-                <m:accPr>
-                  <m:chr m:val="̃"/>
-                </m:accPr>
+              <m:limLow>
                 <m:e>
                   <m:r>
                     <m:t>x</m:t>
                   </m:r>
                 </m:e>
-              </m:acc>
+                <m:lim>
+                  <m:r>
+                    <m:rPr>
+                      <m:sty m:val="p"/>
+                    </m:rPr>
+                    <m:t>∼</m:t>
+                  </m:r>
+                </m:lim>
+              </m:limLow>
               <m:r>
                 <m:rPr>
                   <m:sty m:val="p"/>
@@ -7912,16 +7941,21 @@
               <m:r>
                 <m:t>d</m:t>
               </m:r>
-              <m:acc>
-                <m:accPr>
-                  <m:chr m:val="̃"/>
-                </m:accPr>
+              <m:limLow>
                 <m:e>
                   <m:r>
                     <m:t>x</m:t>
                   </m:r>
                 </m:e>
-              </m:acc>
+                <m:lim>
+                  <m:r>
+                    <m:rPr>
+                      <m:sty m:val="p"/>
+                    </m:rPr>
+                    <m:t>∼</m:t>
+                  </m:r>
+                </m:lim>
+              </m:limLow>
               <m:r>
                 <m:t>&amp;</m:t>
               </m:r>
@@ -7968,16 +8002,21 @@
                 </m:rPr>
                 <m:t>(</m:t>
               </m:r>
-              <m:acc>
-                <m:accPr>
-                  <m:chr m:val="̃"/>
-                </m:accPr>
+              <m:limLow>
                 <m:e>
                   <m:r>
                     <m:t>x</m:t>
                   </m:r>
                 </m:e>
-              </m:acc>
+                <m:lim>
+                  <m:r>
+                    <m:rPr>
+                      <m:sty m:val="p"/>
+                    </m:rPr>
+                    <m:t>∼</m:t>
+                  </m:r>
+                </m:lim>
+              </m:limLow>
               <m:r>
                 <m:rPr>
                   <m:sty m:val="p"/>
@@ -8037,16 +8076,21 @@
                     </m:rPr>
                     <m:t>(</m:t>
                   </m:r>
-                  <m:acc>
-                    <m:accPr>
-                      <m:chr m:val="̃"/>
-                    </m:accPr>
+                  <m:limLow>
                     <m:e>
                       <m:r>
                         <m:t>x</m:t>
                       </m:r>
                     </m:e>
-                  </m:acc>
+                    <m:lim>
+                      <m:r>
+                        <m:rPr>
+                          <m:sty m:val="p"/>
+                        </m:rPr>
+                        <m:t>∼</m:t>
+                      </m:r>
+                    </m:lim>
+                  </m:limLow>
                   <m:r>
                     <m:rPr>
                       <m:sty m:val="p"/>
@@ -8079,16 +8123,21 @@
                 </m:rPr>
                 <m:t>(</m:t>
               </m:r>
-              <m:acc>
-                <m:accPr>
-                  <m:chr m:val="̃"/>
-                </m:accPr>
+              <m:limLow>
                 <m:e>
                   <m:r>
                     <m:t>x</m:t>
                   </m:r>
                 </m:e>
-              </m:acc>
+                <m:lim>
+                  <m:r>
+                    <m:rPr>
+                      <m:sty m:val="p"/>
+                    </m:rPr>
+                    <m:t>∼</m:t>
+                  </m:r>
+                </m:lim>
+              </m:limLow>
               <m:r>
                 <m:rPr>
                   <m:sty m:val="p"/>
@@ -8110,16 +8159,21 @@
               <m:r>
                 <m:t>d</m:t>
               </m:r>
-              <m:acc>
-                <m:accPr>
-                  <m:chr m:val="̃"/>
-                </m:accPr>
+              <m:limLow>
                 <m:e>
                   <m:r>
                     <m:t>x</m:t>
                   </m:r>
                 </m:e>
-              </m:acc>
+                <m:lim>
+                  <m:r>
+                    <m:rPr>
+                      <m:sty m:val="p"/>
+                    </m:rPr>
+                    <m:t>∼</m:t>
+                  </m:r>
+                </m:lim>
+              </m:limLow>
               <m:r>
                 <m:t>&amp;</m:t>
               </m:r>
@@ -8166,16 +8220,21 @@
                 </m:rPr>
                 <m:t>(</m:t>
               </m:r>
-              <m:acc>
-                <m:accPr>
-                  <m:chr m:val="̃"/>
-                </m:accPr>
+              <m:limLow>
                 <m:e>
                   <m:r>
                     <m:t>x</m:t>
                   </m:r>
                 </m:e>
-              </m:acc>
+                <m:lim>
+                  <m:r>
+                    <m:rPr>
+                      <m:sty m:val="p"/>
+                    </m:rPr>
+                    <m:t>∼</m:t>
+                  </m:r>
+                </m:lim>
+              </m:limLow>
               <m:r>
                 <m:rPr>
                   <m:sty m:val="p"/>
@@ -8221,16 +8280,21 @@
                 </m:rPr>
                 <m:t>(</m:t>
               </m:r>
-              <m:acc>
-                <m:accPr>
-                  <m:chr m:val="̃"/>
-                </m:accPr>
+              <m:limLow>
                 <m:e>
                   <m:r>
                     <m:t>x</m:t>
                   </m:r>
                 </m:e>
-              </m:acc>
+                <m:lim>
+                  <m:r>
+                    <m:rPr>
+                      <m:sty m:val="p"/>
+                    </m:rPr>
+                    <m:t>∼</m:t>
+                  </m:r>
+                </m:lim>
+              </m:limLow>
               <m:r>
                 <m:rPr>
                   <m:sty m:val="p"/>
@@ -8252,16 +8316,21 @@
               <m:r>
                 <m:t>d</m:t>
               </m:r>
-              <m:acc>
-                <m:accPr>
-                  <m:chr m:val="̃"/>
-                </m:accPr>
+              <m:limLow>
                 <m:e>
                   <m:r>
                     <m:t>x</m:t>
                   </m:r>
                 </m:e>
-              </m:acc>
+                <m:lim>
+                  <m:r>
+                    <m:rPr>
+                      <m:sty m:val="p"/>
+                    </m:rPr>
+                    <m:t>∼</m:t>
+                  </m:r>
+                </m:lim>
+              </m:limLow>
               <m:r>
                 <m:t>&amp;</m:t>
               </m:r>
@@ -8332,16 +8401,21 @@
                 </m:rPr>
                 <m:t>(</m:t>
               </m:r>
-              <m:acc>
-                <m:accPr>
-                  <m:chr m:val="̃"/>
-                </m:accPr>
+              <m:limLow>
                 <m:e>
                   <m:r>
                     <m:t>x</m:t>
                   </m:r>
                 </m:e>
-              </m:acc>
+                <m:lim>
+                  <m:r>
+                    <m:rPr>
+                      <m:sty m:val="p"/>
+                    </m:rPr>
+                    <m:t>∼</m:t>
+                  </m:r>
+                </m:lim>
+              </m:limLow>
               <m:r>
                 <m:rPr>
                   <m:sty m:val="p"/>
@@ -8363,16 +8437,21 @@
                 </m:rPr>
                 <m:t>(</m:t>
               </m:r>
-              <m:acc>
-                <m:accPr>
-                  <m:chr m:val="̃"/>
-                </m:accPr>
+              <m:limLow>
                 <m:e>
                   <m:r>
                     <m:t>x</m:t>
                   </m:r>
                 </m:e>
-              </m:acc>
+                <m:lim>
+                  <m:r>
+                    <m:rPr>
+                      <m:sty m:val="p"/>
+                    </m:rPr>
+                    <m:t>∼</m:t>
+                  </m:r>
+                </m:lim>
+              </m:limLow>
               <m:r>
                 <m:rPr>
                   <m:sty m:val="p"/>
@@ -8394,16 +8473,21 @@
               <m:r>
                 <m:t>d</m:t>
               </m:r>
-              <m:acc>
-                <m:accPr>
-                  <m:chr m:val="̃"/>
-                </m:accPr>
+              <m:limLow>
                 <m:e>
                   <m:r>
                     <m:t>x</m:t>
                   </m:r>
                 </m:e>
-              </m:acc>
+                <m:lim>
+                  <m:r>
+                    <m:rPr>
+                      <m:sty m:val="p"/>
+                    </m:rPr>
+                    <m:t>∼</m:t>
+                  </m:r>
+                </m:lim>
+              </m:limLow>
               <m:r>
                 <m:t>&amp;</m:t>
               </m:r>
@@ -8617,8 +8701,8 @@
         </m:oMath>
       </m:oMathPara>
     </w:p>
-    <w:bookmarkEnd w:id="47"/>
-    <w:bookmarkStart w:id="49" w:name="lem-cov-estimator-score"/>
+    <w:bookmarkEnd w:id="46"/>
+    <w:bookmarkStart w:id="48" w:name="lem-cov-estimator-score"/>
     <w:p>
       <w:pPr>
         <w:pStyle w:val="FirstParagraph"/>
@@ -8696,7 +8780,7 @@
       <w:pPr>
         <w:pStyle w:val="BodyText"/>
       </w:pPr>
-      <w:bookmarkStart w:id="48" w:name="eq-cov-estimator-score"/>
+      <w:bookmarkStart w:id="47" w:name="eq-cov-estimator-score"/>
       <m:oMathPara>
         <m:oMathParaPr>
           <m:jc m:val="center"/>
@@ -8756,16 +8840,21 @@
                 </m:rPr>
                 <m:t>(</m:t>
               </m:r>
-              <m:acc>
-                <m:accPr>
-                  <m:chr m:val="̃"/>
-                </m:accPr>
+              <m:limLow>
                 <m:e>
                   <m:r>
                     <m:t>X</m:t>
                   </m:r>
                 </m:e>
-              </m:acc>
+                <m:lim>
+                  <m:r>
+                    <m:rPr>
+                      <m:sty m:val="p"/>
+                    </m:rPr>
+                    <m:t>∼</m:t>
+                  </m:r>
+                </m:lim>
+              </m:limLow>
               <m:r>
                 <m:rPr>
                   <m:sty m:val="p"/>
@@ -8815,9 +8904,9 @@
           </m:r>
         </m:oMath>
       </m:oMathPara>
-      <w:bookmarkEnd w:id="48"/>
+      <w:bookmarkEnd w:id="47"/>
     </w:p>
-    <w:bookmarkEnd w:id="49"/>
+    <w:bookmarkEnd w:id="48"/>
     <w:p>
       <w:pPr>
         <w:pStyle w:val="FirstParagraph"/>
@@ -8850,7 +8939,7 @@
         <w:t xml:space="preserve">.</w:t>
       </w:r>
     </w:p>
-    <w:bookmarkStart w:id="52" w:name="thm-cramer-rao"/>
+    <w:bookmarkStart w:id="51" w:name="thm-cramer-rao"/>
     <w:p>
       <w:pPr>
         <w:pStyle w:val="BodyText"/>
@@ -8891,7 +8980,7 @@
       <w:r>
         <w:t xml:space="preserve"> </w:t>
       </w:r>
-      <w:hyperlink r:id="rId50">
+      <w:hyperlink r:id="rId49">
         <w:r>
           <w:rPr>
             <w:rStyle w:val="Hyperlink"/>
@@ -9008,7 +9097,7 @@
       <w:pPr>
         <w:pStyle w:val="BodyText"/>
       </w:pPr>
-      <w:bookmarkStart w:id="51" w:name="eq-cramer-rao"/>
+      <w:bookmarkStart w:id="50" w:name="eq-cramer-rao"/>
       <m:oMathPara>
         <m:oMathParaPr>
           <m:jc m:val="center"/>
@@ -9106,12 +9195,29 @@
           </m:r>
         </m:oMath>
       </m:oMathPara>
-      <w:bookmarkEnd w:id="51"/>
+      <w:bookmarkEnd w:id="50"/>
     </w:p>
-    <w:bookmarkEnd w:id="52"/>
     <w:p>
       <w:pPr>
         <w:pStyle w:val="FirstParagraph"/>
+      </w:pPr>
+      <w:r>
+        <w:t xml:space="preserve">Source:</w:t>
+      </w:r>
+      <w:r>
+        <w:t xml:space="preserve"> </w:t>
+      </w:r>
+      <w:r>
+        <w:t xml:space="preserve">(Rao 1945; Cramér 1946; Casella and Berger 2002, Thm. 7.3.9, p. 335)</w:t>
+      </w:r>
+      <w:r>
+        <w:t xml:space="preserve">.</w:t>
+      </w:r>
+    </w:p>
+    <w:bookmarkEnd w:id="51"/>
+    <w:p>
+      <w:pPr>
+        <w:pStyle w:val="BodyText"/>
       </w:pPr>
       <w:r>
         <w:rPr>
@@ -9171,7 +9277,7 @@
       <w:r>
         <w:t xml:space="preserve"> </w:t>
       </w:r>
-      <w:hyperlink r:id="rId53">
+      <w:hyperlink r:id="rId52">
         <w:r>
           <w:rPr>
             <w:rStyle w:val="Hyperlink"/>
@@ -9345,7 +9451,7 @@
       <w:r>
         <w:t xml:space="preserve"> </w:t>
       </w:r>
-      <w:hyperlink r:id="rId54">
+      <w:hyperlink r:id="rId53">
         <w:r>
           <w:rPr>
             <w:rStyle w:val="Hyperlink"/>
@@ -9389,7 +9495,7 @@
       <w:r>
         <w:t xml:space="preserve"> </w:t>
       </w:r>
-      <w:hyperlink r:id="rId55">
+      <w:hyperlink r:id="rId54">
         <w:r>
           <w:rPr>
             <w:rStyle w:val="Hyperlink"/>
@@ -10096,54 +10202,13 @@
         <w:t xml:space="preserve">.</w:t>
       </w:r>
     </w:p>
-    <w:bookmarkStart w:id="56" w:name="rem-source-cramer-rao"/>
+    <w:bookmarkStart w:id="55" w:name="def-efficient"/>
     <w:p>
       <w:pPr>
         <w:pStyle w:val="BodyText"/>
       </w:pPr>
       <w:r>
         <w:rPr>
-          <w:i/>
-          <w:iCs/>
-        </w:rPr>
-        <w:t xml:space="preserve">Remark 5</w:t>
-      </w:r>
-      <w:r>
-        <w:t xml:space="preserve"> (Source: Cramér–Rao lower bound). </w:t>
-      </w:r>
-      <w:r>
-        <w:t xml:space="preserve">Rao (1945)</w:t>
-      </w:r>
-      <w:r>
-        <w:t xml:space="preserve">;</w:t>
-      </w:r>
-      <w:r>
-        <w:t xml:space="preserve"> </w:t>
-      </w:r>
-      <w:r>
-        <w:t xml:space="preserve">Cramér (1946)</w:t>
-      </w:r>
-      <w:r>
-        <w:t xml:space="preserve">;</w:t>
-      </w:r>
-      <w:r>
-        <w:t xml:space="preserve"> </w:t>
-      </w:r>
-      <w:r>
-        <w:t xml:space="preserve">Casella and Berger (2002, Thm. 7.3.9, p. 335)</w:t>
-      </w:r>
-      <w:r>
-        <w:t xml:space="preserve">.</w:t>
-      </w:r>
-    </w:p>
-    <w:bookmarkEnd w:id="56"/>
-    <w:bookmarkStart w:id="57" w:name="def-efficient"/>
-    <w:p>
-      <w:pPr>
-        <w:pStyle w:val="BodyText"/>
-      </w:pPr>
-      <w:r>
-        <w:rPr>
           <w:b/>
           <w:bCs/>
         </w:rPr>
@@ -10158,7 +10223,7 @@
       <w:r>
         <w:t xml:space="preserve"> </w:t>
       </w:r>
-      <w:hyperlink r:id="rId15">
+      <w:hyperlink r:id="rId14">
         <w:r>
           <w:rPr>
             <w:rStyle w:val="Hyperlink"/>
@@ -10322,21 +10387,15 @@
         </m:oMath>
       </m:oMathPara>
     </w:p>
-    <w:bookmarkEnd w:id="57"/>
-    <w:bookmarkStart w:id="58" w:name="rem-source-efficient"/>
     <w:p>
       <w:pPr>
         <w:pStyle w:val="FirstParagraph"/>
       </w:pPr>
       <w:r>
-        <w:rPr>
-          <w:i/>
-          <w:iCs/>
-        </w:rPr>
-        <w:t xml:space="preserve">Remark 6</w:t>
-      </w:r>
-      <w:r>
-        <w:t xml:space="preserve"> (Source: Efficient estimator). </w:t>
+        <w:t xml:space="preserve">Source:</w:t>
+      </w:r>
+      <w:r>
+        <w:t xml:space="preserve"> </w:t>
       </w:r>
       <w:r>
         <w:t xml:space="preserve">Casella and Berger (2002, sec. 7.3.2)</w:t>
@@ -10345,8 +10404,8 @@
         <w:t xml:space="preserve">.</w:t>
       </w:r>
     </w:p>
-    <w:bookmarkEnd w:id="58"/>
-    <w:bookmarkStart w:id="59" w:name="rem-efficient-minimum-variance"/>
+    <w:bookmarkEnd w:id="55"/>
+    <w:bookmarkStart w:id="56" w:name="rem-efficient-minimum-variance"/>
     <w:p>
       <w:pPr>
         <w:pStyle w:val="BodyText"/>
@@ -10356,7 +10415,7 @@
           <w:i/>
           <w:iCs/>
         </w:rPr>
-        <w:t xml:space="preserve">Remark 7</w:t>
+        <w:t xml:space="preserve">Remark 4</w:t>
       </w:r>
       <w:r>
         <w:t xml:space="preserve"> (An efficient estimator has the smallest variance). </w:t>
@@ -10382,7 +10441,7 @@
       <w:r>
         <w:t xml:space="preserve">(</w:t>
       </w:r>
-      <w:hyperlink r:id="rId38">
+      <w:hyperlink r:id="rId37">
         <w:r>
           <w:rPr>
             <w:rStyle w:val="Hyperlink"/>
@@ -10394,8 +10453,8 @@
         <w:t xml:space="preserve">, with zero bias).</w:t>
       </w:r>
     </w:p>
-    <w:bookmarkEnd w:id="59"/>
-    <w:bookmarkStart w:id="63" w:name="exm-poisson-efficient"/>
+    <w:bookmarkEnd w:id="56"/>
+    <w:bookmarkStart w:id="60" w:name="exm-poisson-efficient"/>
     <w:p>
       <w:pPr>
         <w:pStyle w:val="BodyText"/>
@@ -10549,7 +10608,7 @@
       <w:r>
         <w:t xml:space="preserve">(</w:t>
       </w:r>
-      <w:hyperlink r:id="rId60">
+      <w:hyperlink r:id="rId57">
         <w:r>
           <w:rPr>
             <w:rStyle w:val="Hyperlink"/>
@@ -10681,7 +10740,7 @@
       <w:r>
         <w:t xml:space="preserve">(</w:t>
       </w:r>
-      <w:hyperlink r:id="rId26">
+      <w:hyperlink r:id="rId25">
         <w:r>
           <w:rPr>
             <w:rStyle w:val="Hyperlink"/>
@@ -10749,7 +10808,7 @@
       <w:r>
         <w:t xml:space="preserve">(</w:t>
       </w:r>
-      <w:hyperlink r:id="rId61">
+      <w:hyperlink r:id="rId58">
         <w:r>
           <w:rPr>
             <w:rStyle w:val="Hyperlink"/>
@@ -10999,7 +11058,7 @@
       <w:r>
         <w:t xml:space="preserve">It is also the maximum likelihood estimator (</w:t>
       </w:r>
-      <w:hyperlink r:id="rId62">
+      <w:hyperlink r:id="rId59">
         <w:r>
           <w:rPr>
             <w:rStyle w:val="Hyperlink"/>
@@ -11011,8 +11070,8 @@
         <w:t xml:space="preserve">).</w:t>
       </w:r>
     </w:p>
-    <w:bookmarkEnd w:id="63"/>
-    <w:bookmarkStart w:id="66" w:name="rem-cramer-rao-scope"/>
+    <w:bookmarkEnd w:id="60"/>
+    <w:bookmarkStart w:id="63" w:name="rem-cramer-rao-scope"/>
     <w:p>
       <w:pPr>
         <w:pStyle w:val="BodyText"/>
@@ -11022,7 +11081,7 @@
           <w:i/>
           <w:iCs/>
         </w:rPr>
-        <w:t xml:space="preserve">Remark 8</w:t>
+        <w:t xml:space="preserve">Remark 5</w:t>
       </w:r>
       <w:r>
         <w:t xml:space="preserve"> (What the bound does and does not say). </w:t>
@@ -11039,7 +11098,7 @@
       <w:r>
         <w:t xml:space="preserve"> </w:t>
       </w:r>
-      <w:hyperlink r:id="rId43">
+      <w:hyperlink r:id="rId42">
         <w:r>
           <w:rPr>
             <w:rStyle w:val="Hyperlink"/>
@@ -11112,7 +11171,7 @@
       <w:r>
         <w:t xml:space="preserve"> </w:t>
       </w:r>
-      <w:hyperlink r:id="rId64">
+      <w:hyperlink r:id="rId61">
         <w:r>
           <w:rPr>
             <w:rStyle w:val="Hyperlink"/>
@@ -11166,7 +11225,7 @@
       <w:r>
         <w:t xml:space="preserve"> </w:t>
       </w:r>
-      <w:hyperlink r:id="rId38">
+      <w:hyperlink r:id="rId37">
         <w:r>
           <w:rPr>
             <w:rStyle w:val="Hyperlink"/>
@@ -11289,7 +11348,7 @@
       <w:r>
         <w:t xml:space="preserve"> </w:t>
       </w:r>
-      <w:hyperlink r:id="rId65">
+      <w:hyperlink r:id="rId62">
         <w:r>
           <w:rPr>
             <w:rStyle w:val="Hyperlink"/>
@@ -11304,7 +11363,7 @@
         <w:t xml:space="preserve">attains it asymptotically.</w:t>
       </w:r>
     </w:p>
-    <w:bookmarkEnd w:id="66"/>
+    <w:bookmarkEnd w:id="63"/>
     <w:p>
       <w:pPr>
         <w:pStyle w:val="Compact"/>
@@ -11377,8 +11436,8 @@
         <w:t xml:space="preserve">covers efficiency and the Cramér–Rao lower bound.</w:t>
       </w:r>
     </w:p>
-    <w:bookmarkEnd w:id="67"/>
-    <w:bookmarkStart w:id="77" w:name="references"/>
+    <w:bookmarkEnd w:id="64"/>
+    <w:bookmarkStart w:id="74" w:name="references"/>
     <w:p>
       <w:pPr>
         <w:pStyle w:val="Heading2"/>
@@ -11387,8 +11446,8 @@
         <w:t xml:space="preserve">References</w:t>
       </w:r>
     </w:p>
-    <w:bookmarkStart w:id="76" w:name="refs"/>
-    <w:bookmarkStart w:id="69" w:name="ref-CaseBerg01"/>
+    <w:bookmarkStart w:id="73" w:name="refs"/>
+    <w:bookmarkStart w:id="66" w:name="ref-CaseBerg01"/>
     <w:p>
       <w:pPr>
         <w:pStyle w:val="Bibliography"/>
@@ -11412,7 +11471,7 @@
       <w:r>
         <w:t xml:space="preserve"> </w:t>
       </w:r>
-      <w:hyperlink r:id="rId68">
+      <w:hyperlink r:id="rId65">
         <w:r>
           <w:rPr>
             <w:rStyle w:val="Hyperlink"/>
@@ -11424,8 +11483,8 @@
         <w:t xml:space="preserve">.</w:t>
       </w:r>
     </w:p>
-    <w:bookmarkEnd w:id="69"/>
-    <w:bookmarkStart w:id="71" w:name="ref-cramer1946mathematical"/>
+    <w:bookmarkEnd w:id="66"/>
+    <w:bookmarkStart w:id="68" w:name="ref-cramer1946mathematical"/>
     <w:p>
       <w:pPr>
         <w:pStyle w:val="Bibliography"/>
@@ -11449,7 +11508,7 @@
       <w:r>
         <w:t xml:space="preserve"> </w:t>
       </w:r>
-      <w:hyperlink r:id="rId70">
+      <w:hyperlink r:id="rId67">
         <w:r>
           <w:rPr>
             <w:rStyle w:val="Hyperlink"/>
@@ -11461,8 +11520,8 @@
         <w:t xml:space="preserve">.</w:t>
       </w:r>
     </w:p>
-    <w:bookmarkEnd w:id="71"/>
-    <w:bookmarkStart w:id="72" w:name="ref-hoggtanis2015"/>
+    <w:bookmarkEnd w:id="68"/>
+    <w:bookmarkStart w:id="69" w:name="ref-hoggtanis2015"/>
     <w:p>
       <w:pPr>
         <w:pStyle w:val="Bibliography"/>
@@ -11484,8 +11543,8 @@
         <w:t xml:space="preserve">. Tenth edition. Pearson.</w:t>
       </w:r>
     </w:p>
-    <w:bookmarkEnd w:id="72"/>
-    <w:bookmarkStart w:id="73" w:name="ref-hosmer1989applied"/>
+    <w:bookmarkEnd w:id="69"/>
+    <w:bookmarkStart w:id="70" w:name="ref-hosmer1989applied"/>
     <w:p>
       <w:pPr>
         <w:pStyle w:val="Bibliography"/>
@@ -11507,8 +11566,8 @@
         <w:t xml:space="preserve">. Wiley.</w:t>
       </w:r>
     </w:p>
-    <w:bookmarkEnd w:id="73"/>
-    <w:bookmarkStart w:id="74" w:name="ref-rao1945information"/>
+    <w:bookmarkEnd w:id="70"/>
+    <w:bookmarkStart w:id="71" w:name="ref-rao1945information"/>
     <w:p>
       <w:pPr>
         <w:pStyle w:val="Bibliography"/>
@@ -11539,8 +11598,8 @@
         <w:t xml:space="preserve">37: 81–91.</w:t>
       </w:r>
     </w:p>
-    <w:bookmarkEnd w:id="74"/>
-    <w:bookmarkStart w:id="75" w:name="ref-rice2007mathematical"/>
+    <w:bookmarkEnd w:id="71"/>
+    <w:bookmarkStart w:id="72" w:name="ref-rice2007mathematical"/>
     <w:p>
       <w:pPr>
         <w:pStyle w:val="Bibliography"/>
@@ -11562,9 +11621,9 @@
         <w:t xml:space="preserve">. 3rd ed. Cengage Learning.</w:t>
       </w:r>
     </w:p>
-    <w:bookmarkEnd w:id="75"/>
-    <w:bookmarkEnd w:id="76"/>
-    <w:bookmarkEnd w:id="77"/>
+    <w:bookmarkEnd w:id="72"/>
+    <w:bookmarkEnd w:id="73"/>
+    <w:bookmarkEnd w:id="74"/>
     <w:sectPr>
       <w:footnotePr>
         <w:numRestart w:val="eachSect"/>
